--- a/Course/1 Component 1 - Computer Systems/1.5 Legal, Moral, Cultural and Ethical Issues/00 Topic Resources/1 Knowledge Organiser (editable).docx
+++ b/Course/1 Component 1 - Computer Systems/1.5 Legal, Moral, Cultural and Ethical Issues/00 Topic Resources/1 Knowledge Organiser (editable).docx
@@ -7,12 +7,17 @@
         <w:pStyle w:val="Heading1"/>
       </w:pPr>
       <w:r>
+        <w:rPr>
+          <w:b w:val="0"/>
+          <w:i w:val="0"/>
+        </w:rPr>
         <w:t>Knowledge Organiser — 1.5 Legal, Moral, Cultural &amp; Ethical Issues</w:t>
       </w:r>
     </w:p>
     <w:p>
       <w:r>
         <w:rPr>
+          <w:b w:val="0"/>
           <w:i/>
         </w:rPr>
         <w:t>OCR A Level Computer Science H446 — Component 01, Section 1.5 (1.5.1 legislation; 1.5.2 moral/ethical/cultural/social impact)</w:t>
@@ -30,6 +35,10 @@
         <w:pStyle w:val="Heading2"/>
       </w:pPr>
       <w:r>
+        <w:rPr>
+          <w:b w:val="0"/>
+          <w:i w:val="0"/>
+        </w:rPr>
         <w:t>The four laws (1.5.1)</w:t>
       </w:r>
     </w:p>
@@ -60,6 +69,7 @@
             <w:r>
               <w:rPr>
                 <w:b/>
+                <w:i w:val="0"/>
               </w:rPr>
               <w:t>Act</w:t>
             </w:r>
@@ -79,6 +89,7 @@
             <w:r>
               <w:rPr>
                 <w:b/>
+                <w:i w:val="0"/>
               </w:rPr>
               <w:t>What it covers</w:t>
             </w:r>
@@ -98,6 +109,7 @@
             <w:r>
               <w:rPr>
                 <w:b/>
+                <w:i w:val="0"/>
               </w:rPr>
               <w:t>Key provision</w:t>
             </w:r>
@@ -117,6 +129,7 @@
             <w:r>
               <w:rPr>
                 <w:b/>
+                <w:i w:val="0"/>
               </w:rPr>
               <w:t>Example breach</w:t>
             </w:r>
@@ -133,6 +146,7 @@
             <w:r>
               <w:rPr>
                 <w:b/>
+                <w:i w:val="0"/>
               </w:rPr>
               <w:t>Data Protection Act 1998/2018 (+ GDPR)</w:t>
             </w:r>
@@ -145,15 +159,24 @@
           <w:p>
             <w:r/>
             <w:r>
+              <w:rPr>
+                <w:b w:val="0"/>
+                <w:i w:val="0"/>
+              </w:rPr>
               <w:t xml:space="preserve">How orgs collect, store &amp; process </w:t>
             </w:r>
             <w:r>
               <w:rPr>
                 <w:b/>
+                <w:i w:val="0"/>
               </w:rPr>
               <w:t>personal data</w:t>
             </w:r>
             <w:r>
+              <w:rPr>
+                <w:b w:val="0"/>
+                <w:i w:val="0"/>
+              </w:rPr>
               <w:t xml:space="preserve"> (data identifying a living individual)</w:t>
             </w:r>
           </w:p>
@@ -165,24 +188,38 @@
           <w:p>
             <w:r/>
             <w:r>
+              <w:rPr>
+                <w:b w:val="0"/>
+                <w:i w:val="0"/>
+              </w:rPr>
               <w:t xml:space="preserve">7 principles: lawful/fair/transparent, purpose limitation, data minimisation, accuracy, storage limitation, integrity &amp; confidentiality (security), accountability. Roles: </w:t>
             </w:r>
             <w:r>
               <w:rPr>
                 <w:b/>
+                <w:i w:val="0"/>
               </w:rPr>
               <w:t>controller / processor / subject</w:t>
             </w:r>
             <w:r>
+              <w:rPr>
+                <w:b w:val="0"/>
+                <w:i w:val="0"/>
+              </w:rPr>
               <w:t xml:space="preserve">. Enforced by </w:t>
             </w:r>
             <w:r>
               <w:rPr>
                 <w:b/>
+                <w:i w:val="0"/>
               </w:rPr>
               <w:t>ICO</w:t>
             </w:r>
             <w:r>
+              <w:rPr>
+                <w:b w:val="0"/>
+                <w:i w:val="0"/>
+              </w:rPr>
               <w:t xml:space="preserve"> (fines up to €20m or 4% turnover)</w:t>
             </w:r>
           </w:p>
@@ -194,6 +231,10 @@
           <w:p>
             <w:r/>
             <w:r>
+              <w:rPr>
+                <w:b w:val="0"/>
+                <w:i w:val="0"/>
+              </w:rPr>
               <w:t>Selling customer data without a lawful basis; storing records unencrypted; keeping data longer than needed</w:t>
             </w:r>
           </w:p>
@@ -209,6 +250,7 @@
             <w:r>
               <w:rPr>
                 <w:b/>
+                <w:i w:val="0"/>
               </w:rPr>
               <w:t>Computer Misuse Act 1990</w:t>
             </w:r>
@@ -223,10 +265,15 @@
             <w:r>
               <w:rPr>
                 <w:b/>
+                <w:i w:val="0"/>
               </w:rPr>
               <w:t>Unauthorised access</w:t>
             </w:r>
             <w:r>
+              <w:rPr>
+                <w:b w:val="0"/>
+                <w:i w:val="0"/>
+              </w:rPr>
               <w:t xml:space="preserve"> to computer systems (hacking, malware)</w:t>
             </w:r>
           </w:p>
@@ -240,37 +287,57 @@
             <w:r>
               <w:rPr>
                 <w:b/>
+                <w:i w:val="0"/>
               </w:rPr>
               <w:t>3 offences:</w:t>
             </w:r>
             <w:r>
+              <w:rPr>
+                <w:b w:val="0"/>
+                <w:i w:val="0"/>
+              </w:rPr>
               <w:t xml:space="preserve"> 1 unauthorised access; 2 access </w:t>
             </w:r>
             <w:r>
               <w:rPr>
                 <w:b/>
+                <w:i w:val="0"/>
               </w:rPr>
               <w:t>with intent</w:t>
             </w:r>
             <w:r>
+              <w:rPr>
+                <w:b w:val="0"/>
+                <w:i w:val="0"/>
+              </w:rPr>
               <w:t xml:space="preserve"> to commit further offence; 3 unauthorised </w:t>
             </w:r>
             <w:r>
               <w:rPr>
                 <w:b/>
+                <w:i w:val="0"/>
               </w:rPr>
               <w:t>modification</w:t>
             </w:r>
             <w:r>
+              <w:rPr>
+                <w:b w:val="0"/>
+                <w:i w:val="0"/>
+              </w:rPr>
               <w:t xml:space="preserve"> (malware/ransomware/deleting). About </w:t>
             </w:r>
             <w:r>
               <w:rPr>
+                <w:b w:val="0"/>
                 <w:i/>
               </w:rPr>
               <w:t>authorisation</w:t>
             </w:r>
             <w:r>
+              <w:rPr>
+                <w:b w:val="0"/>
+                <w:i w:val="0"/>
+              </w:rPr>
               <w:t>, not damage</w:t>
             </w:r>
           </w:p>
@@ -282,6 +349,10 @@
           <w:p>
             <w:r/>
             <w:r>
+              <w:rPr>
+                <w:b w:val="0"/>
+                <w:i w:val="0"/>
+              </w:rPr>
               <w:t>Employee using manager's login (1); hacking a bank to steal money (2); releasing ransomware (3)</w:t>
             </w:r>
           </w:p>
@@ -297,6 +368,7 @@
             <w:r>
               <w:rPr>
                 <w:b/>
+                <w:i w:val="0"/>
               </w:rPr>
               <w:t>Copyright, Designs &amp; Patents Act 1988</w:t>
             </w:r>
@@ -311,10 +383,15 @@
             <w:r>
               <w:rPr>
                 <w:b/>
+                <w:i w:val="0"/>
               </w:rPr>
               <w:t>Intellectual property</w:t>
             </w:r>
             <w:r>
+              <w:rPr>
+                <w:b w:val="0"/>
+                <w:i w:val="0"/>
+              </w:rPr>
               <w:t xml:space="preserve"> — original works, software, music, designs</w:t>
             </w:r>
           </w:p>
@@ -326,33 +403,52 @@
           <w:p>
             <w:r/>
             <w:r>
+              <w:rPr>
+                <w:b w:val="0"/>
+                <w:i w:val="0"/>
+              </w:rPr>
               <w:t xml:space="preserve">Protection is </w:t>
             </w:r>
             <w:r>
               <w:rPr>
                 <w:b/>
+                <w:i w:val="0"/>
               </w:rPr>
               <w:t>automatic</w:t>
             </w:r>
             <w:r>
+              <w:rPr>
+                <w:b w:val="0"/>
+                <w:i w:val="0"/>
+              </w:rPr>
               <w:t xml:space="preserve"> (no registration); rights-holder controls copying/distributing/adapting; need a </w:t>
             </w:r>
             <w:r>
               <w:rPr>
                 <w:b/>
+                <w:i w:val="0"/>
               </w:rPr>
               <w:t>licence</w:t>
             </w:r>
             <w:r>
+              <w:rPr>
+                <w:b w:val="0"/>
+                <w:i w:val="0"/>
+              </w:rPr>
               <w:t xml:space="preserve"> to use. Protects </w:t>
             </w:r>
             <w:r>
               <w:rPr>
+                <w:b w:val="0"/>
                 <w:i/>
               </w:rPr>
               <w:t>expression</w:t>
             </w:r>
             <w:r>
+              <w:rPr>
+                <w:b w:val="0"/>
+                <w:i w:val="0"/>
+              </w:rPr>
               <w:t>, not the idea</w:t>
             </w:r>
           </w:p>
@@ -364,6 +460,10 @@
           <w:p>
             <w:r/>
             <w:r>
+              <w:rPr>
+                <w:b w:val="0"/>
+                <w:i w:val="0"/>
+              </w:rPr>
               <w:t>Pirating software/music; copying source code without a licence; using web images commercially without permission</w:t>
             </w:r>
           </w:p>
@@ -379,6 +479,7 @@
             <w:r>
               <w:rPr>
                 <w:b/>
+                <w:i w:val="0"/>
               </w:rPr>
               <w:t>Regulation of Investigatory Powers Act 2000 (RIPA)</w:t>
             </w:r>
@@ -391,15 +492,24 @@
           <w:p>
             <w:r/>
             <w:r>
+              <w:rPr>
+                <w:b w:val="0"/>
+                <w:i w:val="0"/>
+              </w:rPr>
               <w:t xml:space="preserve">How </w:t>
             </w:r>
             <w:r>
               <w:rPr>
                 <w:b/>
+                <w:i w:val="0"/>
               </w:rPr>
               <w:t>public bodies</w:t>
             </w:r>
             <w:r>
+              <w:rPr>
+                <w:b w:val="0"/>
+                <w:i w:val="0"/>
+              </w:rPr>
               <w:t xml:space="preserve"> (police, security services) monitor/intercept communications</w:t>
             </w:r>
           </w:p>
@@ -411,15 +521,24 @@
           <w:p>
             <w:r/>
             <w:r>
+              <w:rPr>
+                <w:b w:val="0"/>
+                <w:i w:val="0"/>
+              </w:rPr>
               <w:t xml:space="preserve">Allows lawful interception for national security/crime; ISPs must give access; can demand encryption keys; sets </w:t>
             </w:r>
             <w:r>
               <w:rPr>
                 <w:b/>
+                <w:i w:val="0"/>
               </w:rPr>
               <w:t>who may authorise</w:t>
             </w:r>
             <w:r>
+              <w:rPr>
+                <w:b w:val="0"/>
+                <w:i w:val="0"/>
+              </w:rPr>
               <w:t xml:space="preserve"> to prevent abuse</w:t>
             </w:r>
           </w:p>
@@ -431,15 +550,24 @@
           <w:p>
             <w:r/>
             <w:r>
+              <w:rPr>
+                <w:b w:val="0"/>
+                <w:i w:val="0"/>
+              </w:rPr>
               <w:t xml:space="preserve">A public authority intercepting communications </w:t>
             </w:r>
             <w:r>
               <w:rPr>
                 <w:b/>
+                <w:i w:val="0"/>
               </w:rPr>
               <w:t>without proper authorisation</w:t>
             </w:r>
             <w:r>
+              <w:rPr>
+                <w:b w:val="0"/>
+                <w:i w:val="0"/>
+              </w:rPr>
               <w:t xml:space="preserve"> or for an improper purpose</w:t>
             </w:r>
           </w:p>
@@ -451,64 +579,99 @@
       <w:r>
         <w:rPr>
           <w:b/>
+          <w:i w:val="0"/>
         </w:rPr>
         <w:t>Picking the right law:</w:t>
       </w:r>
       <w:r>
+        <w:rPr>
+          <w:b w:val="0"/>
+          <w:i w:val="0"/>
+        </w:rPr>
         <w:t xml:space="preserve"> outsider hacks in = </w:t>
       </w:r>
       <w:r>
         <w:rPr>
           <w:b/>
+          <w:i w:val="0"/>
         </w:rPr>
         <w:t>CMA</w:t>
       </w:r>
       <w:r>
+        <w:rPr>
+          <w:b w:val="0"/>
+          <w:i w:val="0"/>
+        </w:rPr>
         <w:t xml:space="preserve">; org mishandles data it holds = </w:t>
       </w:r>
       <w:r>
         <w:rPr>
           <w:b/>
+          <w:i w:val="0"/>
         </w:rPr>
         <w:t>DPA</w:t>
       </w:r>
       <w:r>
+        <w:rPr>
+          <w:b w:val="0"/>
+          <w:i w:val="0"/>
+        </w:rPr>
         <w:t xml:space="preserve">; copying works = </w:t>
       </w:r>
       <w:r>
         <w:rPr>
           <w:b/>
+          <w:i w:val="0"/>
         </w:rPr>
         <w:t>CDPA</w:t>
       </w:r>
       <w:r>
+        <w:rPr>
+          <w:b w:val="0"/>
+          <w:i w:val="0"/>
+        </w:rPr>
         <w:t xml:space="preserve">; state interception = </w:t>
       </w:r>
       <w:r>
         <w:rPr>
           <w:b/>
+          <w:i w:val="0"/>
         </w:rPr>
         <w:t>RIPA</w:t>
       </w:r>
       <w:r>
+        <w:rPr>
+          <w:b w:val="0"/>
+          <w:i w:val="0"/>
+        </w:rPr>
         <w:t xml:space="preserve">. </w:t>
       </w:r>
       <w:r>
         <w:rPr>
+          <w:b w:val="0"/>
           <w:i/>
         </w:rPr>
         <w:t>Two can apply</w:t>
       </w:r>
       <w:r>
+        <w:rPr>
+          <w:b w:val="0"/>
+          <w:i w:val="0"/>
+        </w:rPr>
         <w:t xml:space="preserve"> (e.g. hacker steals data = CMA, from a firm that stored it unencrypted = DPA). Patents (vs copyright) = inventions, </w:t>
       </w:r>
       <w:r>
         <w:rPr>
           <w:b/>
+          <w:i w:val="0"/>
         </w:rPr>
         <w:t>must be applied for &amp; granted</w:t>
       </w:r>
       <w:r>
+        <w:rPr>
+          <w:b w:val="0"/>
+          <w:i w:val="0"/>
+        </w:rPr>
         <w:t>.</w:t>
       </w:r>
     </w:p>
@@ -524,12 +687,17 @@
         <w:pStyle w:val="Heading2"/>
       </w:pPr>
       <w:r>
+        <w:rPr>
+          <w:b w:val="0"/>
+          <w:i w:val="0"/>
+        </w:rPr>
         <w:t>Moral / ethical / cultural / social issues (1.5.2)</w:t>
       </w:r>
     </w:p>
     <w:p>
       <w:r>
         <w:rPr>
+          <w:b w:val="0"/>
           <w:i/>
         </w:rPr>
         <w:t>Each is a trade-off — the same fact benefits one stakeholder and harms another.</w:t>
@@ -562,6 +730,7 @@
             <w:r>
               <w:rPr>
                 <w:b/>
+                <w:i w:val="0"/>
               </w:rPr>
               <w:t>Issue</w:t>
             </w:r>
@@ -581,6 +750,7 @@
             <w:r>
               <w:rPr>
                 <w:b/>
+                <w:i w:val="0"/>
               </w:rPr>
               <w:t>One-liner</w:t>
             </w:r>
@@ -600,6 +770,7 @@
             <w:r>
               <w:rPr>
                 <w:b/>
+                <w:i w:val="0"/>
               </w:rPr>
               <w:t>Benefit (+)</w:t>
             </w:r>
@@ -619,6 +790,7 @@
             <w:r>
               <w:rPr>
                 <w:b/>
+                <w:i w:val="0"/>
               </w:rPr>
               <w:t>Drawback (−)</w:t>
             </w:r>
@@ -635,6 +807,7 @@
             <w:r>
               <w:rPr>
                 <w:b/>
+                <w:i w:val="0"/>
               </w:rPr>
               <w:t>Automation &amp; workforce</w:t>
             </w:r>
@@ -647,6 +820,10 @@
           <w:p>
             <w:r/>
             <w:r>
+              <w:rPr>
+                <w:b w:val="0"/>
+                <w:i w:val="0"/>
+              </w:rPr>
               <w:t>Machines do tasks once done by humans</w:t>
             </w:r>
           </w:p>
@@ -658,6 +835,10 @@
           <w:p>
             <w:r/>
             <w:r>
+              <w:rPr>
+                <w:b w:val="0"/>
+                <w:i w:val="0"/>
+              </w:rPr>
               <w:t>Productivity, lower cost, new jobs created</w:t>
             </w:r>
           </w:p>
@@ -669,6 +850,10 @@
           <w:p>
             <w:r/>
             <w:r>
+              <w:rPr>
+                <w:b w:val="0"/>
+                <w:i w:val="0"/>
+              </w:rPr>
               <w:t>Job displacement of low-skilled; deskilling</w:t>
             </w:r>
           </w:p>
@@ -684,6 +869,7 @@
             <w:r>
               <w:rPr>
                 <w:b/>
+                <w:i w:val="0"/>
               </w:rPr>
               <w:t>Automated decision making</w:t>
             </w:r>
@@ -696,6 +882,10 @@
           <w:p>
             <w:r/>
             <w:r>
+              <w:rPr>
+                <w:b w:val="0"/>
+                <w:i w:val="0"/>
+              </w:rPr>
               <w:t>Computers decide (loans, CVs, self-driving)</w:t>
             </w:r>
           </w:p>
@@ -707,6 +897,10 @@
           <w:p>
             <w:r/>
             <w:r>
+              <w:rPr>
+                <w:b w:val="0"/>
+                <w:i w:val="0"/>
+              </w:rPr>
               <w:t>Fast, consistent, handles huge data, no fatigue</w:t>
             </w:r>
           </w:p>
@@ -718,6 +912,10 @@
           <w:p>
             <w:r/>
             <w:r>
+              <w:rPr>
+                <w:b w:val="0"/>
+                <w:i w:val="0"/>
+              </w:rPr>
               <w:t>No empathy/judgement; hard to appeal; unclear liability (trolley problem)</w:t>
             </w:r>
           </w:p>
@@ -733,6 +931,7 @@
             <w:r>
               <w:rPr>
                 <w:b/>
+                <w:i w:val="0"/>
               </w:rPr>
               <w:t>AI ethics / bias</w:t>
             </w:r>
@@ -745,6 +944,10 @@
           <w:p>
             <w:r/>
             <w:r>
+              <w:rPr>
+                <w:b w:val="0"/>
+                <w:i w:val="0"/>
+              </w:rPr>
               <w:t>AI learns from data and acts autonomously</w:t>
             </w:r>
           </w:p>
@@ -756,6 +959,10 @@
           <w:p>
             <w:r/>
             <w:r>
+              <w:rPr>
+                <w:b w:val="0"/>
+                <w:i w:val="0"/>
+              </w:rPr>
               <w:t>Powerful pattern-finding, efficiency, diagnosis</w:t>
             </w:r>
           </w:p>
@@ -767,15 +974,24 @@
           <w:p>
             <w:r/>
             <w:r>
+              <w:rPr>
+                <w:b w:val="0"/>
+                <w:i w:val="0"/>
+              </w:rPr>
               <w:t xml:space="preserve">Reproduces/amplifies </w:t>
             </w:r>
             <w:r>
               <w:rPr>
                 <w:b/>
+                <w:i w:val="0"/>
               </w:rPr>
               <w:t>bias</w:t>
             </w:r>
             <w:r>
+              <w:rPr>
+                <w:b w:val="0"/>
+                <w:i w:val="0"/>
+              </w:rPr>
               <w:t>; "black box"; accountability unclear</w:t>
             </w:r>
           </w:p>
@@ -791,6 +1007,7 @@
             <w:r>
               <w:rPr>
                 <w:b/>
+                <w:i w:val="0"/>
               </w:rPr>
               <w:t>Environmental</w:t>
             </w:r>
@@ -803,6 +1020,10 @@
           <w:p>
             <w:r/>
             <w:r>
+              <w:rPr>
+                <w:b w:val="0"/>
+                <w:i w:val="0"/>
+              </w:rPr>
               <w:t>Computing's footprint and its green uses</w:t>
             </w:r>
           </w:p>
@@ -814,6 +1035,10 @@
           <w:p>
             <w:r/>
             <w:r>
+              <w:rPr>
+                <w:b w:val="0"/>
+                <w:i w:val="0"/>
+              </w:rPr>
               <w:t>Cuts travel (remote work), smart grids, paperless</w:t>
             </w:r>
           </w:p>
@@ -825,6 +1050,10 @@
           <w:p>
             <w:r/>
             <w:r>
+              <w:rPr>
+                <w:b w:val="0"/>
+                <w:i w:val="0"/>
+              </w:rPr>
               <w:t>E-waste/toxins, huge data-centre &amp; crypto energy, rare-earth mining</w:t>
             </w:r>
           </w:p>
@@ -840,6 +1069,7 @@
             <w:r>
               <w:rPr>
                 <w:b/>
+                <w:i w:val="0"/>
               </w:rPr>
               <w:t>Censorship &amp; internet</w:t>
             </w:r>
@@ -852,6 +1082,10 @@
           <w:p>
             <w:r/>
             <w:r>
+              <w:rPr>
+                <w:b w:val="0"/>
+                <w:i w:val="0"/>
+              </w:rPr>
               <w:t>Controlling what can be accessed/published</w:t>
             </w:r>
           </w:p>
@@ -863,6 +1097,10 @@
           <w:p>
             <w:r/>
             <w:r>
+              <w:rPr>
+                <w:b w:val="0"/>
+                <w:i w:val="0"/>
+              </w:rPr>
               <w:t>Protects children, blocks illegal/extremist content</w:t>
             </w:r>
           </w:p>
@@ -874,6 +1112,10 @@
           <w:p>
             <w:r/>
             <w:r>
+              <w:rPr>
+                <w:b w:val="0"/>
+                <w:i w:val="0"/>
+              </w:rPr>
               <w:t>Restricts free speech; abused by states to silence dissent</w:t>
             </w:r>
           </w:p>
@@ -889,6 +1131,7 @@
             <w:r>
               <w:rPr>
                 <w:b/>
+                <w:i w:val="0"/>
               </w:rPr>
               <w:t>Monopolies &amp; open-source</w:t>
             </w:r>
@@ -901,6 +1144,10 @@
           <w:p>
             <w:r/>
             <w:r>
+              <w:rPr>
+                <w:b w:val="0"/>
+                <w:i w:val="0"/>
+              </w:rPr>
               <w:t>One firm dominating a market</w:t>
             </w:r>
           </w:p>
@@ -912,6 +1159,10 @@
           <w:p>
             <w:r/>
             <w:r>
+              <w:rPr>
+                <w:b w:val="0"/>
+                <w:i w:val="0"/>
+              </w:rPr>
               <w:t>Standards, polish, support (proprietary)</w:t>
             </w:r>
           </w:p>
@@ -923,15 +1174,24 @@
           <w:p>
             <w:r/>
             <w:r>
+              <w:rPr>
+                <w:b w:val="0"/>
+                <w:i w:val="0"/>
+              </w:rPr>
               <w:t xml:space="preserve">Stifles competition, high prices, </w:t>
             </w:r>
             <w:r>
               <w:rPr>
                 <w:b/>
+                <w:i w:val="0"/>
               </w:rPr>
               <w:t>vendor lock-in</w:t>
             </w:r>
             <w:r>
+              <w:rPr>
+                <w:b w:val="0"/>
+                <w:i w:val="0"/>
+              </w:rPr>
               <w:t xml:space="preserve"> (open-source counters this)</w:t>
             </w:r>
           </w:p>
@@ -947,6 +1207,7 @@
             <w:r>
               <w:rPr>
                 <w:b/>
+                <w:i w:val="0"/>
               </w:rPr>
               <w:t>Offshoring</w:t>
             </w:r>
@@ -959,6 +1220,10 @@
           <w:p>
             <w:r/>
             <w:r>
+              <w:rPr>
+                <w:b w:val="0"/>
+                <w:i w:val="0"/>
+              </w:rPr>
               <w:t>Moving work abroad to cut costs</w:t>
             </w:r>
           </w:p>
@@ -970,6 +1235,10 @@
           <w:p>
             <w:r/>
             <w:r>
+              <w:rPr>
+                <w:b w:val="0"/>
+                <w:i w:val="0"/>
+              </w:rPr>
               <w:t>Cheaper labour/products, "follow the sun", global talent</w:t>
             </w:r>
           </w:p>
@@ -981,6 +1250,10 @@
           <w:p>
             <w:r/>
             <w:r>
+              <w:rPr>
+                <w:b w:val="0"/>
+                <w:i w:val="0"/>
+              </w:rPr>
               <w:t>Local job losses; quality/time-zone/data-security concerns</w:t>
             </w:r>
           </w:p>
@@ -996,6 +1269,7 @@
             <w:r>
               <w:rPr>
                 <w:b/>
+                <w:i w:val="0"/>
               </w:rPr>
               <w:t>Layoffs</w:t>
             </w:r>
@@ -1008,6 +1282,10 @@
           <w:p>
             <w:r/>
             <w:r>
+              <w:rPr>
+                <w:b w:val="0"/>
+                <w:i w:val="0"/>
+              </w:rPr>
               <w:t>Mass redundancies from automation/offshoring</w:t>
             </w:r>
           </w:p>
@@ -1019,6 +1297,10 @@
           <w:p>
             <w:r/>
             <w:r>
+              <w:rPr>
+                <w:b w:val="0"/>
+                <w:i w:val="0"/>
+              </w:rPr>
               <w:t>Lower costs, leaner, more competitive firm</w:t>
             </w:r>
           </w:p>
@@ -1030,6 +1312,10 @@
           <w:p>
             <w:r/>
             <w:r>
+              <w:rPr>
+                <w:b w:val="0"/>
+                <w:i w:val="0"/>
+              </w:rPr>
               <w:t>Unemployment, lost income, regional/social impact</w:t>
             </w:r>
           </w:p>
@@ -1045,6 +1331,7 @@
             <w:r>
               <w:rPr>
                 <w:b/>
+                <w:i w:val="0"/>
               </w:rPr>
               <w:t>Digital divide</w:t>
             </w:r>
@@ -1057,6 +1344,10 @@
           <w:p>
             <w:r/>
             <w:r>
+              <w:rPr>
+                <w:b w:val="0"/>
+                <w:i w:val="0"/>
+              </w:rPr>
               <w:t>Gap between those with/without tech access &amp; skills</w:t>
             </w:r>
           </w:p>
@@ -1068,6 +1359,10 @@
           <w:p>
             <w:r/>
             <w:r>
+              <w:rPr>
+                <w:b w:val="0"/>
+                <w:i w:val="0"/>
+              </w:rPr>
               <w:t>Online services, education, jobs for the connected</w:t>
             </w:r>
           </w:p>
@@ -1079,6 +1374,10 @@
           <w:p>
             <w:r/>
             <w:r>
+              <w:rPr>
+                <w:b w:val="0"/>
+                <w:i w:val="0"/>
+              </w:rPr>
               <w:t>Excludes poor/rural/elderly/disabled — widens inequality</w:t>
             </w:r>
           </w:p>
@@ -1094,6 +1393,7 @@
             <w:r>
               <w:rPr>
                 <w:b/>
+                <w:i w:val="0"/>
               </w:rPr>
               <w:t>Privacy &amp; surveillance</w:t>
             </w:r>
@@ -1106,6 +1406,10 @@
           <w:p>
             <w:r/>
             <w:r>
+              <w:rPr>
+                <w:b w:val="0"/>
+                <w:i w:val="0"/>
+              </w:rPr>
               <w:t>Mass data collection by firms &amp; governments</w:t>
             </w:r>
           </w:p>
@@ -1117,6 +1421,10 @@
           <w:p>
             <w:r/>
             <w:r>
+              <w:rPr>
+                <w:b w:val="0"/>
+                <w:i w:val="0"/>
+              </w:rPr>
               <w:t>Personalised services, crime prevention, public health</w:t>
             </w:r>
           </w:p>
@@ -1128,6 +1436,10 @@
           <w:p>
             <w:r/>
             <w:r>
+              <w:rPr>
+                <w:b w:val="0"/>
+                <w:i w:val="0"/>
+              </w:rPr>
               <w:t>Loss of privacy, profiling, breaches, chilling effect, misuse (links DPA/RIPA)</w:t>
             </w:r>
           </w:p>
@@ -1147,6 +1459,10 @@
         <w:pStyle w:val="Heading2"/>
       </w:pPr>
       <w:r>
+        <w:rPr>
+          <w:b w:val="0"/>
+          <w:i w:val="0"/>
+        </w:rPr>
         <w:t>Extended-response (essay) technique — for 9–12 mark "discuss/evaluate"</w:t>
       </w:r>
     </w:p>
@@ -1154,23 +1470,34 @@
       <w:r>
         <w:rPr>
           <w:b/>
+          <w:i w:val="0"/>
         </w:rPr>
         <w:t>Skeleton:</w:t>
       </w:r>
       <w:r>
+        <w:rPr>
+          <w:b w:val="0"/>
+          <w:i w:val="0"/>
+        </w:rPr>
         <w:t xml:space="preserve"> </w:t>
       </w:r>
       <w:r>
         <w:rPr>
           <w:b/>
+          <w:i w:val="0"/>
         </w:rPr>
         <w:t>FOR → AGAINST → FOR → AGAINST → justified conclusion.</w:t>
       </w:r>
       <w:r>
+        <w:rPr>
+          <w:b w:val="0"/>
+          <w:i w:val="0"/>
+        </w:rPr>
         <w:t xml:space="preserve"> For each point: </w:t>
       </w:r>
       <w:r>
         <w:rPr>
+          <w:b w:val="0"/>
           <w:i/>
         </w:rPr>
         <w:t>point → consequence → stakeholder → counter-point.</w:t>
@@ -1183,10 +1510,15 @@
       <w:r>
         <w:rPr>
           <w:b/>
+          <w:i w:val="0"/>
         </w:rPr>
         <w:t>Name multiple stakeholders</w:t>
       </w:r>
       <w:r>
+        <w:rPr>
+          <w:b w:val="0"/>
+          <w:i w:val="0"/>
+        </w:rPr>
         <w:t xml:space="preserve"> (aim 3–4+): individuals/consumers/employees · businesses/employers · government/society · the environment · developing countries/future generations.</w:t>
       </w:r>
     </w:p>
@@ -1197,10 +1529,15 @@
       <w:r>
         <w:rPr>
           <w:b/>
+          <w:i w:val="0"/>
         </w:rPr>
         <w:t>Levels of response</w:t>
       </w:r>
       <w:r>
+        <w:rPr>
+          <w:b w:val="0"/>
+          <w:i w:val="0"/>
+        </w:rPr>
         <w:t xml:space="preserve"> (whole-answer banding, not point-by-point):</w:t>
       </w:r>
     </w:p>
@@ -1211,10 +1548,15 @@
       <w:r>
         <w:rPr>
           <w:b/>
+          <w:i w:val="0"/>
         </w:rPr>
         <w:t>Level 1 (low):</w:t>
       </w:r>
       <w:r>
+        <w:rPr>
+          <w:b w:val="0"/>
+          <w:i w:val="0"/>
+        </w:rPr>
         <w:t xml:space="preserve"> fragmented one-sided list, no development, no conclusion.</w:t>
       </w:r>
     </w:p>
@@ -1225,10 +1567,15 @@
       <w:r>
         <w:rPr>
           <w:b/>
+          <w:i w:val="0"/>
         </w:rPr>
         <w:t>Level 2 (mid):</w:t>
       </w:r>
       <w:r>
+        <w:rPr>
+          <w:b w:val="0"/>
+          <w:i w:val="0"/>
+        </w:rPr>
         <w:t xml:space="preserve"> some discussion but mostly descriptive/one-sided; weak/absent conclusion.</w:t>
       </w:r>
     </w:p>
@@ -1239,28 +1586,43 @@
       <w:r>
         <w:rPr>
           <w:b/>
+          <w:i w:val="0"/>
         </w:rPr>
         <w:t>Level 3 (top):</w:t>
       </w:r>
       <w:r>
+        <w:rPr>
+          <w:b w:val="0"/>
+          <w:i w:val="0"/>
+        </w:rPr>
         <w:t xml:space="preserve"> balanced, multiple stakeholders, </w:t>
       </w:r>
       <w:r>
         <w:rPr>
           <w:b/>
+          <w:i w:val="0"/>
         </w:rPr>
         <w:t>both</w:t>
       </w:r>
       <w:r>
+        <w:rPr>
+          <w:b w:val="0"/>
+          <w:i w:val="0"/>
+        </w:rPr>
         <w:t xml:space="preserve"> benefits &amp; drawbacks, accurate terms, sustained reasoning, </w:t>
       </w:r>
       <w:r>
         <w:rPr>
           <w:b/>
+          <w:i w:val="0"/>
         </w:rPr>
         <w:t>justified conclusion</w:t>
       </w:r>
       <w:r>
+        <w:rPr>
+          <w:b w:val="0"/>
+          <w:i w:val="0"/>
+        </w:rPr>
         <w:t xml:space="preserve"> that takes a position.</w:t>
       </w:r>
     </w:p>
@@ -1271,19 +1633,29 @@
       <w:r>
         <w:rPr>
           <w:b/>
+          <w:i w:val="0"/>
         </w:rPr>
         <w:t>Conclusion must take a side and justify it</w:t>
       </w:r>
       <w:r>
+        <w:rPr>
+          <w:b w:val="0"/>
+          <w:i w:val="0"/>
+        </w:rPr>
         <w:t xml:space="preserve"> — often with a condition (e.g. "automate, </w:t>
       </w:r>
       <w:r>
         <w:rPr>
+          <w:b w:val="0"/>
           <w:i/>
         </w:rPr>
         <w:t>but only if</w:t>
       </w:r>
       <w:r>
+        <w:rPr>
+          <w:b w:val="0"/>
+          <w:i w:val="0"/>
+        </w:rPr>
         <w:t xml:space="preserve"> staff are retrained and some staffed tills remain"; "surveillance only if targeted, proportionate &amp; independently authorised").</w:t>
       </w:r>
     </w:p>
@@ -1294,10 +1666,15 @@
       <w:r>
         <w:rPr>
           <w:b/>
+          <w:i w:val="0"/>
         </w:rPr>
         <w:t>AOs:</w:t>
       </w:r>
       <w:r>
+        <w:rPr>
+          <w:b w:val="0"/>
+          <w:i w:val="0"/>
+        </w:rPr>
         <w:t xml:space="preserve"> AO1 recall the law · AO2 apply to scenario · AO3 evaluate. Essays are mostly AO2/AO3.</w:t>
       </w:r>
     </w:p>
@@ -1313,6 +1690,10 @@
         <w:pStyle w:val="Heading2"/>
       </w:pPr>
       <w:r>
+        <w:rPr>
+          <w:b w:val="0"/>
+          <w:i w:val="0"/>
+        </w:rPr>
         <w:t>Top exam reminders</w:t>
       </w:r>
     </w:p>
@@ -1323,10 +1704,15 @@
       <w:r>
         <w:rPr>
           <w:b/>
+          <w:i w:val="0"/>
         </w:rPr>
         <w:t>Never one-sided.</w:t>
       </w:r>
       <w:r>
+        <w:rPr>
+          <w:b w:val="0"/>
+          <w:i w:val="0"/>
+        </w:rPr>
         <w:t xml:space="preserve"> "Discuss/evaluate" needs both sides + a justified conclusion to reach Level 3.</w:t>
       </w:r>
     </w:p>
@@ -1337,10 +1723,15 @@
       <w:r>
         <w:rPr>
           <w:b/>
+          <w:i w:val="0"/>
         </w:rPr>
         <w:t>Always conclude</w:t>
       </w:r>
       <w:r>
+        <w:rPr>
+          <w:b w:val="0"/>
+          <w:i w:val="0"/>
+        </w:rPr>
         <w:t xml:space="preserve"> — take a clear, reasoned position; don't just stop.</w:t>
       </w:r>
     </w:p>
@@ -1351,10 +1742,15 @@
       <w:r>
         <w:rPr>
           <w:b/>
+          <w:i w:val="0"/>
         </w:rPr>
         <w:t>Develop, don't list.</w:t>
       </w:r>
       <w:r>
+        <w:rPr>
+          <w:b w:val="0"/>
+          <w:i w:val="0"/>
+        </w:rPr>
         <w:t xml:space="preserve"> "It causes job losses" → why, who's affected, what follows, counter-argument.</w:t>
       </w:r>
     </w:p>
@@ -1365,28 +1761,43 @@
       <w:r>
         <w:rPr>
           <w:b/>
+          <w:i w:val="0"/>
         </w:rPr>
         <w:t>Name the specific Act/offence</w:t>
       </w:r>
       <w:r>
+        <w:rPr>
+          <w:b w:val="0"/>
+          <w:i w:val="0"/>
+        </w:rPr>
         <w:t xml:space="preserve"> — not just "it's illegal" (e.g. CMA </w:t>
       </w:r>
       <w:r>
         <w:rPr>
+          <w:b w:val="0"/>
           <w:i/>
         </w:rPr>
         <w:t>Offence 3</w:t>
       </w:r>
       <w:r>
+        <w:rPr>
+          <w:b w:val="0"/>
+          <w:i w:val="0"/>
+        </w:rPr>
         <w:t xml:space="preserve">). Note when </w:t>
       </w:r>
       <w:r>
         <w:rPr>
           <w:b/>
+          <w:i w:val="0"/>
         </w:rPr>
         <w:t>two laws</w:t>
       </w:r>
       <w:r>
+        <w:rPr>
+          <w:b w:val="0"/>
+          <w:i w:val="0"/>
+        </w:rPr>
         <w:t xml:space="preserve"> apply.</w:t>
       </w:r>
     </w:p>
@@ -1397,10 +1808,15 @@
       <w:r>
         <w:rPr>
           <w:b/>
+          <w:i w:val="0"/>
         </w:rPr>
         <w:t>GDPR ≠ DPA 2018:</w:t>
       </w:r>
       <w:r>
+        <w:rPr>
+          <w:b w:val="0"/>
+          <w:i w:val="0"/>
+        </w:rPr>
         <w:t xml:space="preserve"> GDPR is the EU regulation; DPA 2018 is the UK law implementing it.</w:t>
       </w:r>
     </w:p>
